--- a/tests/fixtures/docx_template_test.docx
+++ b/tests/fixtures/docx_template_test.docx
@@ -5,110 +5,51 @@
     <w:p>
       <w:pPr>
         <w:pStyle w:val="Normal"/>
-        <w:bidi w:val="0"/>
-        <w:jc w:val="start"/>
-        <w:rPr/>
+        <w:jc w:val="center"/>
       </w:pPr>
       <w:r>
-        <w:rPr/>
-        <w:t>Zjbdvjahsvghavhg&lt;</w:t>
-      </w:r>
-      <w:r>
-        <w:rPr/>
-        <w:t>Posto1&gt;</w:t>
-      </w:r>
-    </w:p>
-    <w:p>
-      <w:pPr>
-        <w:pStyle w:val="Normal"/>
-        <w:bidi w:val="0"/>
-        <w:jc w:val="start"/>
-        <w:rPr/>
-      </w:pPr>
-      <w:r>
-        <w:rPr/>
-      </w:r>
-    </w:p>
-    <w:p>
-      <w:pPr>
-        <w:pStyle w:val="Normal"/>
-        <w:bidi w:val="0"/>
-        <w:jc w:val="start"/>
-        <w:rPr/>
-      </w:pPr>
-      <w:r>
-        <w:rPr/>
-      </w:r>
-    </w:p>
-    <w:p>
-      <w:pPr>
-        <w:pStyle w:val="Normal"/>
-        <w:bidi w:val="0"/>
-        <w:jc w:val="start"/>
-        <w:rPr/>
-      </w:pPr>
-      <w:r>
-        <w:rPr/>
-      </w:r>
-    </w:p>
-    <w:p>
-      <w:pPr>
-        <w:pStyle w:val="Normal"/>
-        <w:bidi w:val="0"/>
-        <w:jc w:val="start"/>
-        <w:rPr/>
-      </w:pPr>
-      <w:r>
-        <w:rPr/>
-      </w:r>
-    </w:p>
-    <w:p>
-      <w:pPr>
-        <w:pStyle w:val="Normal"/>
-        <w:bidi w:val="0"/>
-        <w:jc w:val="start"/>
-        <w:rPr/>
-      </w:pPr>
-      <w:r>
-        <w:rPr/>
-      </w:r>
-    </w:p>
-    <w:p>
-      <w:pPr>
-        <w:pStyle w:val="Normal"/>
-        <w:bidi w:val="0"/>
-        <w:jc w:val="start"/>
-        <w:rPr/>
-      </w:pPr>
-      <w:r>
-        <w:rPr/>
-      </w:r>
-    </w:p>
-    <w:p>
-      <w:pPr>
-        <w:pStyle w:val="Normal"/>
-        <w:bidi w:val="0"/>
-        <w:jc w:val="start"/>
-        <w:rPr/>
-      </w:pPr>
-      <w:r>
-        <w:rPr/>
-      </w:r>
-    </w:p>
-    <w:p>
-      <w:pPr>
-        <w:pStyle w:val="Normal"/>
-        <w:bidi w:val="0"/>
-        <w:jc w:val="start"/>
-        <w:rPr/>
-      </w:pPr>
-      <w:r>
-        <w:rPr/>
-        <w:t>&lt;</w:t>
-      </w:r>
-      <w:r>
-        <w:rPr/>
-        <w:t>POSTO2&gt;</w:t>
+        <w:t>Certificate of Completion</w:t>
+      </w:r>
+    </w:p>
+    <w:p>
+      <w:r>
+        <w:t>This certifies that </w:t>
+      </w:r>
+      <w:r>
+        <w:t>&lt;NAME&gt;</w:t>
+      </w:r>
+      <w:r>
+        <w:t> </w:t>
+      </w:r>
+      <w:r>
+        <w:t>&lt;LASTNAME&gt;</w:t>
+      </w:r>
+      <w:r>
+        <w:t> successfully completed the training course.</w:t>
+      </w:r>
+    </w:p>
+    <w:p>
+      <w:r>
+        <w:t>Email: </w:t>
+      </w:r>
+      <w:r>
+        <w:t>&lt;EMAIL&gt;</w:t>
+      </w:r>
+    </w:p>
+    <w:p>
+      <w:r>
+        <w:t>Course date: </w:t>
+      </w:r>
+      <w:r>
+        <w:t>&lt;COURSE_DATE&gt;</w:t>
+      </w:r>
+    </w:p>
+    <w:p>
+      <w:r>
+        <w:t>Certificate number: </w:t>
+      </w:r>
+      <w:r>
+        <w:t>&lt;CERTIFICATE_NO&gt;</w:t>
       </w:r>
     </w:p>
     <w:sectPr>
